--- a/document/Voortgang-afspraken.docx
+++ b/document/Voortgang-afspraken.docx
@@ -1,6 +1,6 @@
 
 <file path=word/document.xml><?xml version="1.0" encoding="utf-8"?>
-<w:document xmlns:wpc="http://schemas.microsoft.com/office/word/2010/wordprocessingCanvas" xmlns:cx="http://schemas.microsoft.com/office/drawing/2014/chartex" xmlns:cx1="http://schemas.microsoft.com/office/drawing/2015/9/8/chartex" xmlns:cx2="http://schemas.microsoft.com/office/drawing/2015/10/21/chartex" xmlns:cx3="http://schemas.microsoft.com/office/drawing/2016/5/9/chartex" xmlns:cx4="http://schemas.microsoft.com/office/drawing/2016/5/10/chartex" xmlns:cx5="http://schemas.microsoft.com/office/drawing/2016/5/11/chartex" xmlns:cx6="http://schemas.microsoft.com/office/drawing/2016/5/12/chartex" xmlns:cx7="http://schemas.microsoft.com/office/drawing/2016/5/13/chartex" xmlns:cx8="http://schemas.microsoft.com/office/drawing/2016/5/14/chartex" xmlns:mc="http://schemas.openxmlformats.org/markup-compatibility/2006" xmlns:aink="http://schemas.microsoft.com/office/drawing/2016/ink" xmlns:am3d="http://schemas.microsoft.com/office/drawing/2017/model3d" xmlns:o="urn:schemas-microsoft-com:office:office" xmlns:oel="http://schemas.microsoft.com/office/2019/extlst" xmlns:r="http://schemas.openxmlformats.org/officeDocument/2006/relationships" xmlns:m="http://schemas.openxmlformats.org/officeDocument/2006/math" xmlns:v="urn:schemas-microsoft-com:vml" xmlns:wp14="http://schemas.microsoft.com/office/word/2010/wordprocessingDrawing" xmlns:wp="http://schemas.openxmlformats.org/drawingml/2006/wordprocessingDrawing" xmlns:w10="urn:schemas-microsoft-com:office:word" xmlns:w="http://schemas.openxmlformats.org/wordprocessingml/2006/main" xmlns:w14="http://schemas.microsoft.com/office/word/2010/wordml" xmlns:w15="http://schemas.microsoft.com/office/word/2012/wordml" xmlns:w16cex="http://schemas.microsoft.com/office/word/2018/wordml/cex" xmlns:w16cid="http://schemas.microsoft.com/office/word/2016/wordml/cid" xmlns:w16="http://schemas.microsoft.com/office/word/2018/wordml" xmlns:w16sdtdh="http://schemas.microsoft.com/office/word/2020/wordml/sdtdatahash" xmlns:w16se="http://schemas.microsoft.com/office/word/2015/wordml/symex" xmlns:wpg="http://schemas.microsoft.com/office/word/2010/wordprocessingGroup" xmlns:wpi="http://schemas.microsoft.com/office/word/2010/wordprocessingInk" xmlns:wne="http://schemas.microsoft.com/office/word/2006/wordml" xmlns:wps="http://schemas.microsoft.com/office/word/2010/wordprocessingShape" mc:Ignorable="w14 w15 w16se w16cid w16 w16cex w16sdtdh wp14">
+<w:document xmlns:wpc="http://schemas.microsoft.com/office/word/2010/wordprocessingCanvas" xmlns:cx="http://schemas.microsoft.com/office/drawing/2014/chartex" xmlns:cx1="http://schemas.microsoft.com/office/drawing/2015/9/8/chartex" xmlns:cx2="http://schemas.microsoft.com/office/drawing/2015/10/21/chartex" xmlns:cx3="http://schemas.microsoft.com/office/drawing/2016/5/9/chartex" xmlns:cx4="http://schemas.microsoft.com/office/drawing/2016/5/10/chartex" xmlns:cx5="http://schemas.microsoft.com/office/drawing/2016/5/11/chartex" xmlns:cx6="http://schemas.microsoft.com/office/drawing/2016/5/12/chartex" xmlns:cx7="http://schemas.microsoft.com/office/drawing/2016/5/13/chartex" xmlns:cx8="http://schemas.microsoft.com/office/drawing/2016/5/14/chartex" xmlns:mc="http://schemas.openxmlformats.org/markup-compatibility/2006" xmlns:aink="http://schemas.microsoft.com/office/drawing/2016/ink" xmlns:am3d="http://schemas.microsoft.com/office/drawing/2017/model3d" xmlns:o="urn:schemas-microsoft-com:office:office" xmlns:oel="http://schemas.microsoft.com/office/2019/extlst" xmlns:r="http://schemas.openxmlformats.org/officeDocument/2006/relationships" xmlns:m="http://schemas.openxmlformats.org/officeDocument/2006/math" xmlns:v="urn:schemas-microsoft-com:vml" xmlns:wp14="http://schemas.microsoft.com/office/word/2010/wordprocessingDrawing" xmlns:wp="http://schemas.openxmlformats.org/drawingml/2006/wordprocessingDrawing" xmlns:w10="urn:schemas-microsoft-com:office:word" xmlns:w="http://schemas.openxmlformats.org/wordprocessingml/2006/main" xmlns:w14="http://schemas.microsoft.com/office/word/2010/wordml" xmlns:w15="http://schemas.microsoft.com/office/word/2012/wordml" xmlns:w16cex="http://schemas.microsoft.com/office/word/2018/wordml/cex" xmlns:w16cid="http://schemas.microsoft.com/office/word/2016/wordml/cid" xmlns:w16="http://schemas.microsoft.com/office/word/2018/wordml" xmlns:w16du="http://schemas.microsoft.com/office/word/2023/wordml/word16du" xmlns:w16sdtdh="http://schemas.microsoft.com/office/word/2020/wordml/sdtdatahash" xmlns:w16sdtfl="http://schemas.microsoft.com/office/word/2024/wordml/sdtformatlock" xmlns:w16se="http://schemas.microsoft.com/office/word/2015/wordml/symex" xmlns:wpg="http://schemas.microsoft.com/office/word/2010/wordprocessingGroup" xmlns:wpi="http://schemas.microsoft.com/office/word/2010/wordprocessingInk" xmlns:wne="http://schemas.microsoft.com/office/word/2006/wordml" xmlns:wps="http://schemas.microsoft.com/office/word/2010/wordprocessingShape" mc:Ignorable="w14 w15 w16se w16cid w16 w16cex w16sdtdh w16sdtfl w16du wp14">
   <w:body>
     <w:p>
       <w:pPr>
@@ -176,6 +176,14 @@
               </w:rPr>
               <w:t>SOD1.-</w:t>
             </w:r>
+            <w:r>
+              <w:rPr>
+                <w:rFonts w:ascii="Arial" w:hAnsi="Arial" w:cs="Arial"/>
+                <w:sz w:val="24"/>
+                <w:szCs w:val="24"/>
+              </w:rPr>
+              <w:t>DEL</w:t>
+            </w:r>
           </w:p>
         </w:tc>
       </w:tr>
@@ -220,7 +228,7 @@
                 <w:sz w:val="24"/>
                 <w:szCs w:val="24"/>
               </w:rPr>
-              <w:t>&lt;studentnaam&gt;</w:t>
+              <w:t>Sergio Whitefield</w:t>
             </w:r>
           </w:p>
         </w:tc>
@@ -266,7 +274,7 @@
                 <w:sz w:val="24"/>
                 <w:szCs w:val="24"/>
               </w:rPr>
-              <w:t>&lt;studentnaam&gt;</w:t>
+              <w:t>Finn Bouts</w:t>
             </w:r>
           </w:p>
         </w:tc>
@@ -312,7 +320,7 @@
                 <w:sz w:val="24"/>
                 <w:szCs w:val="24"/>
               </w:rPr>
-              <w:t>&lt;studentnaam&gt;</w:t>
+              <w:t>Hamza Amouch</w:t>
             </w:r>
           </w:p>
         </w:tc>
@@ -352,14 +360,16 @@
                 <w:szCs w:val="24"/>
               </w:rPr>
             </w:pPr>
-            <w:r>
-              <w:rPr>
-                <w:rFonts w:ascii="Arial" w:hAnsi="Arial" w:cs="Arial"/>
-                <w:sz w:val="24"/>
-                <w:szCs w:val="24"/>
-              </w:rPr>
-              <w:t>&lt;studentnaam&gt;</w:t>
-            </w:r>
+            <w:proofErr w:type="gramStart"/>
+            <w:r>
+              <w:rPr>
+                <w:rFonts w:ascii="Arial" w:hAnsi="Arial" w:cs="Arial"/>
+                <w:sz w:val="24"/>
+                <w:szCs w:val="24"/>
+              </w:rPr>
+              <w:t>x</w:t>
+            </w:r>
+            <w:proofErr w:type="gramEnd"/>
           </w:p>
         </w:tc>
       </w:tr>
@@ -428,13 +438,23 @@
                 <w:szCs w:val="24"/>
               </w:rPr>
             </w:pPr>
-            <w:r>
-              <w:rPr>
-                <w:rFonts w:ascii="Arial" w:hAnsi="Arial" w:cs="Arial"/>
-                <w:sz w:val="24"/>
-                <w:szCs w:val="24"/>
-              </w:rPr>
-              <w:t>&lt;naam database&gt;</w:t>
+            <w:proofErr w:type="gramStart"/>
+            <w:r>
+              <w:rPr>
+                <w:rFonts w:ascii="Arial" w:hAnsi="Arial" w:cs="Arial"/>
+                <w:sz w:val="24"/>
+                <w:szCs w:val="24"/>
+              </w:rPr>
+              <w:t>p</w:t>
+            </w:r>
+            <w:proofErr w:type="gramEnd"/>
+            <w:r>
+              <w:rPr>
+                <w:rFonts w:ascii="Arial" w:hAnsi="Arial" w:cs="Arial"/>
+                <w:sz w:val="24"/>
+                <w:szCs w:val="24"/>
+              </w:rPr>
+              <w:t>4-dell</w:t>
             </w:r>
           </w:p>
         </w:tc>
@@ -474,14 +494,16 @@
                 <w:szCs w:val="24"/>
               </w:rPr>
             </w:pPr>
-            <w:r>
-              <w:rPr>
-                <w:rFonts w:ascii="Arial" w:hAnsi="Arial" w:cs="Arial"/>
-                <w:sz w:val="24"/>
-                <w:szCs w:val="24"/>
-              </w:rPr>
-              <w:t>&lt;standaard wachtwoord&gt;</w:t>
-            </w:r>
+            <w:proofErr w:type="spellStart"/>
+            <w:r>
+              <w:rPr>
+                <w:rFonts w:ascii="Arial" w:hAnsi="Arial" w:cs="Arial"/>
+                <w:sz w:val="24"/>
+                <w:szCs w:val="24"/>
+              </w:rPr>
+              <w:t>XXLfrikandelbroodje</w:t>
+            </w:r>
+            <w:proofErr w:type="spellEnd"/>
           </w:p>
         </w:tc>
       </w:tr>
@@ -582,29 +604,63 @@
                 <w:sz w:val="24"/>
                 <w:szCs w:val="24"/>
               </w:rPr>
-              <w:t xml:space="preserve">    $_SESSION[“                      ”]</w:t>
-            </w:r>
-          </w:p>
-        </w:tc>
-        <w:tc>
-          <w:tcPr>
-            <w:tcW w:w="4531" w:type="dxa"/>
-          </w:tcPr>
-          <w:p>
-            <w:pPr>
-              <w:rPr>
-                <w:rFonts w:ascii="Arial" w:hAnsi="Arial" w:cs="Arial"/>
-                <w:sz w:val="24"/>
-                <w:szCs w:val="24"/>
-              </w:rPr>
-            </w:pPr>
-            <w:r>
-              <w:rPr>
-                <w:rFonts w:ascii="Arial" w:hAnsi="Arial" w:cs="Arial"/>
-                <w:sz w:val="24"/>
-                <w:szCs w:val="24"/>
-              </w:rPr>
-              <w:t>Waarde:  &lt;omschrijving&gt;</w:t>
+              <w:t xml:space="preserve">    $_SESSION[“</w:t>
+            </w:r>
+            <w:r>
+              <w:rPr>
+                <w:rFonts w:ascii="Arial" w:hAnsi="Arial" w:cs="Arial"/>
+                <w:sz w:val="24"/>
+                <w:szCs w:val="24"/>
+              </w:rPr>
+              <w:t>email</w:t>
+            </w:r>
+            <w:r>
+              <w:rPr>
+                <w:rFonts w:ascii="Arial" w:hAnsi="Arial" w:cs="Arial"/>
+                <w:sz w:val="24"/>
+                <w:szCs w:val="24"/>
+              </w:rPr>
+              <w:t>”]</w:t>
+            </w:r>
+          </w:p>
+        </w:tc>
+        <w:tc>
+          <w:tcPr>
+            <w:tcW w:w="4531" w:type="dxa"/>
+          </w:tcPr>
+          <w:p>
+            <w:pPr>
+              <w:rPr>
+                <w:rFonts w:ascii="Arial" w:hAnsi="Arial" w:cs="Arial"/>
+                <w:sz w:val="24"/>
+                <w:szCs w:val="24"/>
+              </w:rPr>
+            </w:pPr>
+            <w:proofErr w:type="gramStart"/>
+            <w:r>
+              <w:rPr>
+                <w:rFonts w:ascii="Arial" w:hAnsi="Arial" w:cs="Arial"/>
+                <w:sz w:val="24"/>
+                <w:szCs w:val="24"/>
+              </w:rPr>
+              <w:t>Waarde:  &lt;</w:t>
+            </w:r>
+            <w:proofErr w:type="gramEnd"/>
+            <w:r>
+              <w:rPr>
+                <w:rFonts w:ascii="Arial" w:hAnsi="Arial" w:cs="Arial"/>
+                <w:sz w:val="24"/>
+                <w:szCs w:val="24"/>
+              </w:rPr>
+              <w:t>email adres van ingelogde klant</w:t>
+            </w:r>
+            <w:r>
+              <w:rPr>
+                <w:rFonts w:ascii="Arial" w:hAnsi="Arial" w:cs="Arial"/>
+                <w:sz w:val="24"/>
+                <w:szCs w:val="24"/>
+              </w:rPr>
+              <w:t>&gt;</w:t>
             </w:r>
           </w:p>
         </w:tc>
@@ -628,29 +684,91 @@
                 <w:sz w:val="24"/>
                 <w:szCs w:val="24"/>
               </w:rPr>
-              <w:t xml:space="preserve">    $_SESSION[“                      ”]</w:t>
-            </w:r>
-          </w:p>
-        </w:tc>
-        <w:tc>
-          <w:tcPr>
-            <w:tcW w:w="4531" w:type="dxa"/>
-          </w:tcPr>
-          <w:p>
-            <w:pPr>
-              <w:rPr>
-                <w:rFonts w:ascii="Arial" w:hAnsi="Arial" w:cs="Arial"/>
-                <w:sz w:val="24"/>
-                <w:szCs w:val="24"/>
-              </w:rPr>
-            </w:pPr>
-            <w:r>
-              <w:rPr>
-                <w:rFonts w:ascii="Arial" w:hAnsi="Arial" w:cs="Arial"/>
-                <w:sz w:val="24"/>
-                <w:szCs w:val="24"/>
-              </w:rPr>
-              <w:t>Waarde:  &lt;omschrijving&gt;</w:t>
+              <w:t xml:space="preserve">    $_SESSION[“</w:t>
+            </w:r>
+            <w:proofErr w:type="spellStart"/>
+            <w:r>
+              <w:rPr>
+                <w:rFonts w:ascii="Arial" w:hAnsi="Arial" w:cs="Arial"/>
+                <w:sz w:val="24"/>
+                <w:szCs w:val="24"/>
+              </w:rPr>
+              <w:t>isAdmin</w:t>
+            </w:r>
+            <w:proofErr w:type="spellEnd"/>
+            <w:r>
+              <w:rPr>
+                <w:rFonts w:ascii="Arial" w:hAnsi="Arial" w:cs="Arial"/>
+                <w:sz w:val="24"/>
+                <w:szCs w:val="24"/>
+              </w:rPr>
+              <w:t>”]</w:t>
+            </w:r>
+          </w:p>
+        </w:tc>
+        <w:tc>
+          <w:tcPr>
+            <w:tcW w:w="4531" w:type="dxa"/>
+          </w:tcPr>
+          <w:p>
+            <w:pPr>
+              <w:rPr>
+                <w:rFonts w:ascii="Arial" w:hAnsi="Arial" w:cs="Arial"/>
+                <w:sz w:val="24"/>
+                <w:szCs w:val="24"/>
+              </w:rPr>
+            </w:pPr>
+            <w:proofErr w:type="gramStart"/>
+            <w:r>
+              <w:rPr>
+                <w:rFonts w:ascii="Arial" w:hAnsi="Arial" w:cs="Arial"/>
+                <w:sz w:val="24"/>
+                <w:szCs w:val="24"/>
+              </w:rPr>
+              <w:t>Waarde:  &lt;</w:t>
+            </w:r>
+            <w:proofErr w:type="gramEnd"/>
+            <w:r>
+              <w:rPr>
+                <w:rFonts w:ascii="Arial" w:hAnsi="Arial" w:cs="Arial"/>
+                <w:sz w:val="24"/>
+                <w:szCs w:val="24"/>
+              </w:rPr>
+              <w:t xml:space="preserve">ja als een </w:t>
+            </w:r>
+            <w:proofErr w:type="spellStart"/>
+            <w:r>
+              <w:rPr>
+                <w:rFonts w:ascii="Arial" w:hAnsi="Arial" w:cs="Arial"/>
+                <w:sz w:val="24"/>
+                <w:szCs w:val="24"/>
+              </w:rPr>
+              <w:t>admin</w:t>
+            </w:r>
+            <w:proofErr w:type="spellEnd"/>
+            <w:r>
+              <w:rPr>
+                <w:rFonts w:ascii="Arial" w:hAnsi="Arial" w:cs="Arial"/>
+                <w:sz w:val="24"/>
+                <w:szCs w:val="24"/>
+              </w:rPr>
+              <w:t xml:space="preserve"> is ingelog</w:t>
+            </w:r>
+            <w:r>
+              <w:rPr>
+                <w:rFonts w:ascii="Arial" w:hAnsi="Arial" w:cs="Arial"/>
+                <w:sz w:val="24"/>
+                <w:szCs w:val="24"/>
+              </w:rPr>
+              <w:t>d nee als klant is ingelogd</w:t>
+            </w:r>
+            <w:r>
+              <w:rPr>
+                <w:rFonts w:ascii="Arial" w:hAnsi="Arial" w:cs="Arial"/>
+                <w:sz w:val="24"/>
+                <w:szCs w:val="24"/>
+              </w:rPr>
+              <w:t>&gt;</w:t>
             </w:r>
           </w:p>
         </w:tc>
@@ -674,29 +792,57 @@
                 <w:sz w:val="24"/>
                 <w:szCs w:val="24"/>
               </w:rPr>
-              <w:t xml:space="preserve">    $_SESSION[“                      ”]</w:t>
-            </w:r>
-          </w:p>
-        </w:tc>
-        <w:tc>
-          <w:tcPr>
-            <w:tcW w:w="4531" w:type="dxa"/>
-          </w:tcPr>
-          <w:p>
-            <w:pPr>
-              <w:rPr>
-                <w:rFonts w:ascii="Arial" w:hAnsi="Arial" w:cs="Arial"/>
-                <w:sz w:val="24"/>
-                <w:szCs w:val="24"/>
-              </w:rPr>
-            </w:pPr>
-            <w:r>
-              <w:rPr>
-                <w:rFonts w:ascii="Arial" w:hAnsi="Arial" w:cs="Arial"/>
-                <w:sz w:val="24"/>
-                <w:szCs w:val="24"/>
-              </w:rPr>
-              <w:t>Waarde:  &lt;omschrijving&gt;</w:t>
+              <w:t xml:space="preserve">    $_</w:t>
+            </w:r>
+            <w:proofErr w:type="gramStart"/>
+            <w:r>
+              <w:rPr>
+                <w:rFonts w:ascii="Arial" w:hAnsi="Arial" w:cs="Arial"/>
+                <w:sz w:val="24"/>
+                <w:szCs w:val="24"/>
+              </w:rPr>
+              <w:t xml:space="preserve">SESSION[“  </w:t>
+            </w:r>
+            <w:proofErr w:type="gramEnd"/>
+            <w:r>
+              <w:rPr>
+                <w:rFonts w:ascii="Arial" w:hAnsi="Arial" w:cs="Arial"/>
+                <w:sz w:val="24"/>
+                <w:szCs w:val="24"/>
+              </w:rPr>
+              <w:t xml:space="preserve">                    ”]</w:t>
+            </w:r>
+          </w:p>
+        </w:tc>
+        <w:tc>
+          <w:tcPr>
+            <w:tcW w:w="4531" w:type="dxa"/>
+          </w:tcPr>
+          <w:p>
+            <w:pPr>
+              <w:rPr>
+                <w:rFonts w:ascii="Arial" w:hAnsi="Arial" w:cs="Arial"/>
+                <w:sz w:val="24"/>
+                <w:szCs w:val="24"/>
+              </w:rPr>
+            </w:pPr>
+            <w:proofErr w:type="gramStart"/>
+            <w:r>
+              <w:rPr>
+                <w:rFonts w:ascii="Arial" w:hAnsi="Arial" w:cs="Arial"/>
+                <w:sz w:val="24"/>
+                <w:szCs w:val="24"/>
+              </w:rPr>
+              <w:t>Waarde:  &lt;</w:t>
+            </w:r>
+            <w:proofErr w:type="gramEnd"/>
+            <w:r>
+              <w:rPr>
+                <w:rFonts w:ascii="Arial" w:hAnsi="Arial" w:cs="Arial"/>
+                <w:sz w:val="24"/>
+                <w:szCs w:val="24"/>
+              </w:rPr>
+              <w:t>omschrijving&gt;</w:t>
             </w:r>
           </w:p>
         </w:tc>
@@ -790,7 +936,18 @@
           <w:sz w:val="32"/>
           <w:szCs w:val="32"/>
         </w:rPr>
-        <w:t xml:space="preserve">Week: xx  </w:t>
+        <w:t xml:space="preserve">Week: </w:t>
+      </w:r>
+      <w:proofErr w:type="gramStart"/>
+      <w:r>
+        <w:rPr>
+          <w:rFonts w:ascii="Arial" w:hAnsi="Arial" w:cs="Arial"/>
+          <w:b/>
+          <w:bCs/>
+          <w:sz w:val="32"/>
+          <w:szCs w:val="32"/>
+        </w:rPr>
+        <w:t xml:space="preserve">xx  </w:t>
       </w:r>
       <w:r>
         <w:rPr>
@@ -801,6 +958,16 @@
           <w:szCs w:val="32"/>
         </w:rPr>
         <w:tab/>
+      </w:r>
+      <w:proofErr w:type="gramEnd"/>
+      <w:r>
+        <w:rPr>
+          <w:rFonts w:ascii="Arial" w:hAnsi="Arial" w:cs="Arial"/>
+          <w:b/>
+          <w:bCs/>
+          <w:sz w:val="32"/>
+          <w:szCs w:val="32"/>
+        </w:rPr>
         <w:t>Sprint: xx</w:t>
       </w:r>
     </w:p>
@@ -855,7 +1022,25 @@
                 <w:sz w:val="24"/>
                 <w:szCs w:val="24"/>
               </w:rPr>
-              <w:t>&lt;datum gehouden&gt;</w:t>
+              <w:t>&lt;</w:t>
+            </w:r>
+            <w:proofErr w:type="gramStart"/>
+            <w:r>
+              <w:rPr>
+                <w:rFonts w:ascii="Arial" w:hAnsi="Arial" w:cs="Arial"/>
+                <w:sz w:val="24"/>
+                <w:szCs w:val="24"/>
+              </w:rPr>
+              <w:t>datum</w:t>
+            </w:r>
+            <w:proofErr w:type="gramEnd"/>
+            <w:r>
+              <w:rPr>
+                <w:rFonts w:ascii="Arial" w:hAnsi="Arial" w:cs="Arial"/>
+                <w:sz w:val="24"/>
+                <w:szCs w:val="24"/>
+              </w:rPr>
+              <w:t xml:space="preserve"> gehouden&gt;</w:t>
             </w:r>
           </w:p>
         </w:tc>
@@ -931,7 +1116,25 @@
                 <w:sz w:val="24"/>
                 <w:szCs w:val="24"/>
               </w:rPr>
-              <w:t>&lt;namen aanwezige studenten&gt;</w:t>
+              <w:t>&lt;</w:t>
+            </w:r>
+            <w:proofErr w:type="gramStart"/>
+            <w:r>
+              <w:rPr>
+                <w:rFonts w:ascii="Arial" w:hAnsi="Arial" w:cs="Arial"/>
+                <w:sz w:val="24"/>
+                <w:szCs w:val="24"/>
+              </w:rPr>
+              <w:t>namen</w:t>
+            </w:r>
+            <w:proofErr w:type="gramEnd"/>
+            <w:r>
+              <w:rPr>
+                <w:rFonts w:ascii="Arial" w:hAnsi="Arial" w:cs="Arial"/>
+                <w:sz w:val="24"/>
+                <w:szCs w:val="24"/>
+              </w:rPr>
+              <w:t xml:space="preserve"> aanwezige studenten&gt;</w:t>
             </w:r>
           </w:p>
         </w:tc>
@@ -977,7 +1180,25 @@
                 <w:sz w:val="24"/>
                 <w:szCs w:val="24"/>
               </w:rPr>
-              <w:t>&lt;namen afwezige studenten met reden&gt;</w:t>
+              <w:t>&lt;</w:t>
+            </w:r>
+            <w:proofErr w:type="gramStart"/>
+            <w:r>
+              <w:rPr>
+                <w:rFonts w:ascii="Arial" w:hAnsi="Arial" w:cs="Arial"/>
+                <w:sz w:val="24"/>
+                <w:szCs w:val="24"/>
+              </w:rPr>
+              <w:t>namen</w:t>
+            </w:r>
+            <w:proofErr w:type="gramEnd"/>
+            <w:r>
+              <w:rPr>
+                <w:rFonts w:ascii="Arial" w:hAnsi="Arial" w:cs="Arial"/>
+                <w:sz w:val="24"/>
+                <w:szCs w:val="24"/>
+              </w:rPr>
+              <w:t xml:space="preserve"> afwezige studenten met reden&gt;</w:t>
             </w:r>
           </w:p>
         </w:tc>
@@ -1053,7 +1274,61 @@
                 <w:sz w:val="24"/>
                 <w:szCs w:val="24"/>
               </w:rPr>
-              <w:t xml:space="preserve">&lt;op schema / lichte achterstand / </w:t>
+              <w:t>&lt;</w:t>
+            </w:r>
+            <w:proofErr w:type="gramStart"/>
+            <w:r>
+              <w:rPr>
+                <w:rFonts w:ascii="Arial" w:hAnsi="Arial" w:cs="Arial"/>
+                <w:sz w:val="24"/>
+                <w:szCs w:val="24"/>
+              </w:rPr>
+              <w:t>op</w:t>
+            </w:r>
+            <w:proofErr w:type="gramEnd"/>
+            <w:r>
+              <w:rPr>
+                <w:rFonts w:ascii="Arial" w:hAnsi="Arial" w:cs="Arial"/>
+                <w:sz w:val="24"/>
+                <w:szCs w:val="24"/>
+              </w:rPr>
+              <w:t xml:space="preserve"> </w:t>
+            </w:r>
+            <w:proofErr w:type="gramStart"/>
+            <w:r>
+              <w:rPr>
+                <w:rFonts w:ascii="Arial" w:hAnsi="Arial" w:cs="Arial"/>
+                <w:sz w:val="24"/>
+                <w:szCs w:val="24"/>
+              </w:rPr>
+              <w:t>schema /</w:t>
+            </w:r>
+            <w:proofErr w:type="gramEnd"/>
+            <w:r>
+              <w:rPr>
+                <w:rFonts w:ascii="Arial" w:hAnsi="Arial" w:cs="Arial"/>
+                <w:sz w:val="24"/>
+                <w:szCs w:val="24"/>
+              </w:rPr>
+              <w:t xml:space="preserve"> lichte </w:t>
+            </w:r>
+            <w:proofErr w:type="gramStart"/>
+            <w:r>
+              <w:rPr>
+                <w:rFonts w:ascii="Arial" w:hAnsi="Arial" w:cs="Arial"/>
+                <w:sz w:val="24"/>
+                <w:szCs w:val="24"/>
+              </w:rPr>
+              <w:t>achterstand /</w:t>
+            </w:r>
+            <w:proofErr w:type="gramEnd"/>
+            <w:r>
+              <w:rPr>
+                <w:rFonts w:ascii="Arial" w:hAnsi="Arial" w:cs="Arial"/>
+                <w:sz w:val="24"/>
+                <w:szCs w:val="24"/>
+              </w:rPr>
+              <w:t xml:space="preserve"> </w:t>
             </w:r>
             <w:r>
               <w:rPr>
@@ -1726,7 +2001,7 @@
 </file>
 
 <file path=word/styles.xml><?xml version="1.0" encoding="utf-8"?>
-<w:styles xmlns:mc="http://schemas.openxmlformats.org/markup-compatibility/2006" xmlns:r="http://schemas.openxmlformats.org/officeDocument/2006/relationships" xmlns:w="http://schemas.openxmlformats.org/wordprocessingml/2006/main" xmlns:w14="http://schemas.microsoft.com/office/word/2010/wordml" xmlns:w15="http://schemas.microsoft.com/office/word/2012/wordml" xmlns:w16cex="http://schemas.microsoft.com/office/word/2018/wordml/cex" xmlns:w16cid="http://schemas.microsoft.com/office/word/2016/wordml/cid" xmlns:w16="http://schemas.microsoft.com/office/word/2018/wordml" xmlns:w16sdtdh="http://schemas.microsoft.com/office/word/2020/wordml/sdtdatahash" xmlns:w16se="http://schemas.microsoft.com/office/word/2015/wordml/symex" mc:Ignorable="w14 w15 w16se w16cid w16 w16cex w16sdtdh">
+<w:styles xmlns:mc="http://schemas.openxmlformats.org/markup-compatibility/2006" xmlns:r="http://schemas.openxmlformats.org/officeDocument/2006/relationships" xmlns:w="http://schemas.openxmlformats.org/wordprocessingml/2006/main" xmlns:w14="http://schemas.microsoft.com/office/word/2010/wordml" xmlns:w15="http://schemas.microsoft.com/office/word/2012/wordml" xmlns:w16cex="http://schemas.microsoft.com/office/word/2018/wordml/cex" xmlns:w16cid="http://schemas.microsoft.com/office/word/2016/wordml/cid" xmlns:w16="http://schemas.microsoft.com/office/word/2018/wordml" xmlns:w16du="http://schemas.microsoft.com/office/word/2023/wordml/word16du" xmlns:w16sdtdh="http://schemas.microsoft.com/office/word/2020/wordml/sdtdatahash" xmlns:w16sdtfl="http://schemas.microsoft.com/office/word/2024/wordml/sdtformatlock" xmlns:w16se="http://schemas.microsoft.com/office/word/2015/wordml/symex" mc:Ignorable="w14 w15 w16se w16cid w16 w16cex w16sdtdh w16sdtfl w16du">
   <w:docDefaults>
     <w:rPrDefault>
       <w:rPr>
